--- a/templates/zaunanzeige_template.docx
+++ b/templates/zaunanzeige_template.docx
@@ -1,6 +1,6 @@
 
 <file path=word/document.xml><?xml version="1.0" encoding="utf-8"?>
-<w:document xmlns:wpc="http://schemas.microsoft.com/office/word/2010/wordprocessingCanvas" xmlns:cx="http://schemas.microsoft.com/office/drawing/2014/chartex" xmlns:cx1="http://schemas.microsoft.com/office/drawing/2015/9/8/chartex" xmlns:cx2="http://schemas.microsoft.com/office/drawing/2015/10/21/chartex" xmlns:cx3="http://schemas.microsoft.com/office/drawing/2016/5/9/chartex" xmlns:cx4="http://schemas.microsoft.com/office/drawing/2016/5/10/chartex" xmlns:cx5="http://schemas.microsoft.com/office/drawing/2016/5/11/chartex" xmlns:cx6="http://schemas.microsoft.com/office/drawing/2016/5/12/chartex" xmlns:cx7="http://schemas.microsoft.com/office/drawing/2016/5/13/chartex" xmlns:cx8="http://schemas.microsoft.com/office/drawing/2016/5/14/chartex" xmlns:mc="http://schemas.openxmlformats.org/markup-compatibility/2006" xmlns:aink="http://schemas.microsoft.com/office/drawing/2016/ink" xmlns:am3d="http://schemas.microsoft.com/office/drawing/2017/model3d" xmlns:o="urn:schemas-microsoft-com:office:office" xmlns:r="http://schemas.openxmlformats.org/officeDocument/2006/relationships" xmlns:m="http://schemas.openxmlformats.org/officeDocument/2006/math" xmlns:v="urn:schemas-microsoft-com:vml" xmlns:wp14="http://schemas.microsoft.com/office/word/2010/wordprocessingDrawing" xmlns:wp="http://schemas.openxmlformats.org/drawingml/2006/wordprocessingDrawing" xmlns:w10="urn:schemas-microsoft-com:office:word" xmlns:w="http://schemas.openxmlformats.org/wordprocessingml/2006/main" xmlns:w14="http://schemas.microsoft.com/office/word/2010/wordml" xmlns:w15="http://schemas.microsoft.com/office/word/2012/wordml" xmlns:w16cex="http://schemas.microsoft.com/office/word/2018/wordml/cex" xmlns:w16cid="http://schemas.microsoft.com/office/word/2016/wordml/cid" xmlns:w16="http://schemas.microsoft.com/office/word/2018/wordml" xmlns:w16sdtdh="http://schemas.microsoft.com/office/word/2020/wordml/sdtdatahash" xmlns:w16se="http://schemas.microsoft.com/office/word/2015/wordml/symex" xmlns:wpg="http://schemas.microsoft.com/office/word/2010/wordprocessingGroup" xmlns:wpi="http://schemas.microsoft.com/office/word/2010/wordprocessingInk" xmlns:wne="http://schemas.microsoft.com/office/word/2006/wordml" xmlns:wps="http://schemas.microsoft.com/office/word/2010/wordprocessingShape" mc:Ignorable="w14 w15 w16se w16cid w16 w16cex w16sdtdh wp14">
+<w:document xmlns:wpc="http://schemas.microsoft.com/office/word/2010/wordprocessingCanvas" xmlns:cx="http://schemas.microsoft.com/office/drawing/2014/chartex" xmlns:cx1="http://schemas.microsoft.com/office/drawing/2015/9/8/chartex" xmlns:cx2="http://schemas.microsoft.com/office/drawing/2015/10/21/chartex" xmlns:cx3="http://schemas.microsoft.com/office/drawing/2016/5/9/chartex" xmlns:cx4="http://schemas.microsoft.com/office/drawing/2016/5/10/chartex" xmlns:cx5="http://schemas.microsoft.com/office/drawing/2016/5/11/chartex" xmlns:cx6="http://schemas.microsoft.com/office/drawing/2016/5/12/chartex" xmlns:cx7="http://schemas.microsoft.com/office/drawing/2016/5/13/chartex" xmlns:cx8="http://schemas.microsoft.com/office/drawing/2016/5/14/chartex" xmlns:mc="http://schemas.openxmlformats.org/markup-compatibility/2006" xmlns:aink="http://schemas.microsoft.com/office/drawing/2016/ink" xmlns:am3d="http://schemas.microsoft.com/office/drawing/2017/model3d" xmlns:o="urn:schemas-microsoft-com:office:office" xmlns:oel="http://schemas.microsoft.com/office/2019/extlst" xmlns:r="http://schemas.openxmlformats.org/officeDocument/2006/relationships" xmlns:m="http://schemas.openxmlformats.org/officeDocument/2006/math" xmlns:v="urn:schemas-microsoft-com:vml" xmlns:wp14="http://schemas.microsoft.com/office/word/2010/wordprocessingDrawing" xmlns:wp="http://schemas.openxmlformats.org/drawingml/2006/wordprocessingDrawing" xmlns:w10="urn:schemas-microsoft-com:office:word" xmlns:w="http://schemas.openxmlformats.org/wordprocessingml/2006/main" xmlns:w14="http://schemas.microsoft.com/office/word/2010/wordml" xmlns:w15="http://schemas.microsoft.com/office/word/2012/wordml" xmlns:w16cex="http://schemas.microsoft.com/office/word/2018/wordml/cex" xmlns:w16cid="http://schemas.microsoft.com/office/word/2016/wordml/cid" xmlns:w16="http://schemas.microsoft.com/office/word/2018/wordml" xmlns:w16du="http://schemas.microsoft.com/office/word/2023/wordml/word16du" xmlns:w16sdtdh="http://schemas.microsoft.com/office/word/2020/wordml/sdtdatahash" xmlns:w16sdtfl="http://schemas.microsoft.com/office/word/2024/wordml/sdtformatlock" xmlns:w16se="http://schemas.microsoft.com/office/word/2015/wordml/symex" xmlns:wpg="http://schemas.microsoft.com/office/word/2010/wordprocessingGroup" xmlns:wpi="http://schemas.microsoft.com/office/word/2010/wordprocessingInk" xmlns:wne="http://schemas.microsoft.com/office/word/2006/wordml" xmlns:wps="http://schemas.microsoft.com/office/word/2010/wordprocessingShape" mc:Ignorable="w14 w15 w16se w16cid w16 w16cex w16sdtdh w16sdtfl w16du wp14">
   <w:body>
     <w:p>
       <w:pPr>
@@ -9,13 +9,15 @@
           <w:rFonts w:ascii="Helvetica" w:hAnsi="Helvetica"/>
           <w:sz w:val="20"/>
           <w:szCs w:val="20"/>
-        </w:rPr>
-      </w:pPr>
-      <w:r>
-        <w:rPr>
-          <w:rFonts w:ascii="Helvetica" w:hAnsi="Helvetica"/>
-          <w:sz w:val="20"/>
-          <w:szCs w:val="20"/>
+          <w:lang w:val="en-US"/>
+        </w:rPr>
+      </w:pPr>
+      <w:r>
+        <w:rPr>
+          <w:rFonts w:ascii="Helvetica" w:hAnsi="Helvetica"/>
+          <w:sz w:val="20"/>
+          <w:szCs w:val="20"/>
+          <w:lang w:val="en-US"/>
         </w:rPr>
         <w:t>{authority_name}</w:t>
       </w:r>
@@ -27,13 +29,15 @@
           <w:rFonts w:ascii="Helvetica" w:hAnsi="Helvetica"/>
           <w:sz w:val="20"/>
           <w:szCs w:val="20"/>
-        </w:rPr>
-      </w:pPr>
-      <w:r>
-        <w:rPr>
-          <w:rFonts w:ascii="Helvetica" w:hAnsi="Helvetica"/>
-          <w:sz w:val="20"/>
-          <w:szCs w:val="20"/>
+          <w:lang w:val="en-US"/>
+        </w:rPr>
+      </w:pPr>
+      <w:r>
+        <w:rPr>
+          <w:rFonts w:ascii="Helvetica" w:hAnsi="Helvetica"/>
+          <w:sz w:val="20"/>
+          <w:szCs w:val="20"/>
+          <w:lang w:val="en-US"/>
         </w:rPr>
         <w:t>{authority_department}</w:t>
       </w:r>
@@ -45,13 +49,15 @@
           <w:rFonts w:ascii="Helvetica" w:hAnsi="Helvetica"/>
           <w:sz w:val="20"/>
           <w:szCs w:val="20"/>
-        </w:rPr>
-      </w:pPr>
-      <w:r>
-        <w:rPr>
-          <w:rFonts w:ascii="Helvetica" w:hAnsi="Helvetica"/>
-          <w:sz w:val="20"/>
-          <w:szCs w:val="20"/>
+          <w:lang w:val="en-US"/>
+        </w:rPr>
+      </w:pPr>
+      <w:r>
+        <w:rPr>
+          <w:rFonts w:ascii="Helvetica" w:hAnsi="Helvetica"/>
+          <w:sz w:val="20"/>
+          <w:szCs w:val="20"/>
+          <w:lang w:val="en-US"/>
         </w:rPr>
         <w:t>{authority_street}</w:t>
       </w:r>
@@ -63,13 +69,15 @@
           <w:rFonts w:ascii="Helvetica" w:hAnsi="Helvetica"/>
           <w:sz w:val="20"/>
           <w:szCs w:val="20"/>
-        </w:rPr>
-      </w:pPr>
-      <w:r>
-        <w:rPr>
-          <w:rFonts w:ascii="Helvetica" w:hAnsi="Helvetica"/>
-          <w:sz w:val="20"/>
-          <w:szCs w:val="20"/>
+          <w:lang w:val="en-US"/>
+        </w:rPr>
+      </w:pPr>
+      <w:r>
+        <w:rPr>
+          <w:rFonts w:ascii="Helvetica" w:hAnsi="Helvetica"/>
+          <w:sz w:val="20"/>
+          <w:szCs w:val="20"/>
+          <w:lang w:val="en-US"/>
         </w:rPr>
         <w:t>{authority_plz_ort}</w:t>
       </w:r>
@@ -80,22 +88,25 @@
           <w:rFonts w:ascii="Helvetica" w:hAnsi="Helvetica"/>
           <w:sz w:val="20"/>
           <w:szCs w:val="20"/>
-        </w:rPr>
-      </w:pPr>
-    </w:p>
-    <w:p>
-      <w:pPr>
-        <w:rPr>
-          <w:rFonts w:ascii="Helvetica" w:hAnsi="Helvetica"/>
-          <w:sz w:val="20"/>
-          <w:szCs w:val="20"/>
-        </w:rPr>
-      </w:pPr>
-      <w:r>
-        <w:rPr>
-          <w:rFonts w:ascii="Helvetica" w:hAnsi="Helvetica"/>
-          <w:sz w:val="20"/>
-          <w:szCs w:val="20"/>
+          <w:lang w:val="en-US"/>
+        </w:rPr>
+      </w:pPr>
+    </w:p>
+    <w:p>
+      <w:pPr>
+        <w:rPr>
+          <w:rFonts w:ascii="Helvetica" w:hAnsi="Helvetica"/>
+          <w:sz w:val="20"/>
+          <w:szCs w:val="20"/>
+          <w:lang w:val="en-US"/>
+        </w:rPr>
+      </w:pPr>
+      <w:r>
+        <w:rPr>
+          <w:rFonts w:ascii="Helvetica" w:hAnsi="Helvetica"/>
+          <w:sz w:val="20"/>
+          <w:szCs w:val="20"/>
+          <w:lang w:val="en-US"/>
         </w:rPr>
         <w:t>{ort_datum}</w:t>
       </w:r>
@@ -106,6 +117,7 @@
           <w:rFonts w:ascii="Helvetica" w:hAnsi="Helvetica"/>
           <w:sz w:val="20"/>
           <w:szCs w:val="20"/>
+          <w:lang w:val="en-US"/>
         </w:rPr>
       </w:pPr>
     </w:p>
@@ -214,13 +226,6 @@
         </w:rPr>
         <w:t>{location_description}</w:t>
       </w:r>
-      <w:r>
-        <w:rPr>
-          <w:rFonts w:ascii="Helvetica" w:hAnsi="Helvetica"/>
-          <w:sz w:val="20"/>
-          <w:szCs w:val="20"/>
-        </w:rPr>
-      </w:r>
     </w:p>
     <w:p>
       <w:pPr>
@@ -238,27 +243,6 @@
           <w:szCs w:val="20"/>
         </w:rPr>
         <w:t>{coordinates_line}</w:t>
-      </w:r>
-      <w:r>
-        <w:rPr>
-          <w:rFonts w:ascii="Helvetica" w:hAnsi="Helvetica"/>
-          <w:sz w:val="20"/>
-          <w:szCs w:val="20"/>
-        </w:rPr>
-      </w:r>
-      <w:r>
-        <w:rPr>
-          <w:rFonts w:ascii="Helvetica" w:hAnsi="Helvetica"/>
-          <w:sz w:val="20"/>
-          <w:szCs w:val="20"/>
-        </w:rPr>
-      </w:r>
-      <w:r>
-        <w:rPr>
-          <w:rFonts w:ascii="Helvetica" w:hAnsi="Helvetica"/>
-          <w:sz w:val="20"/>
-          <w:szCs w:val="20"/>
-        </w:rPr>
       </w:r>
     </w:p>
     <w:p>
@@ -597,6 +581,7 @@
           <w:sz w:val="20"/>
           <w:szCs w:val="20"/>
         </w:rPr>
+        <w:lastRenderedPageBreak/>
         <w:t>Zäune lediglich zu Boden zu drücken und im Wald zu belassen ist verboten.“</w:t>
       </w:r>
     </w:p>
@@ -680,7 +665,6 @@
           <w:sz w:val="20"/>
           <w:szCs w:val="20"/>
         </w:rPr>
-        <w:lastRenderedPageBreak/>
         <w:t>siehe auch:</w:t>
       </w:r>
     </w:p>
@@ -742,25 +726,7 @@
           <w:sz w:val="20"/>
           <w:szCs w:val="20"/>
         </w:rPr>
-        <w:t xml:space="preserve">(zitiert aus: Art. 57 Abs. 1 Nr. 7 Buchst. b, </w:t>
-      </w:r>
-      <w:proofErr w:type="spellStart"/>
-      <w:r>
-        <w:rPr>
-          <w:rFonts w:ascii="Helvetica" w:hAnsi="Helvetica"/>
-          <w:sz w:val="20"/>
-          <w:szCs w:val="20"/>
-        </w:rPr>
-        <w:t>BayBO</w:t>
-      </w:r>
-      <w:proofErr w:type="spellEnd"/>
-      <w:r>
-        <w:rPr>
-          <w:rFonts w:ascii="Helvetica" w:hAnsi="Helvetica"/>
-          <w:sz w:val="20"/>
-          <w:szCs w:val="20"/>
-        </w:rPr>
-        <w:t>)</w:t>
+        <w:t>(zitiert aus: Art. 57 Abs. 1 Nr. 7 Buchst. b, BayBO)</w:t>
       </w:r>
     </w:p>
     <w:p>
@@ -958,6 +924,57 @@
           <w:szCs w:val="20"/>
         </w:rPr>
         <w:t>: Fotodokumentation</w:t>
+      </w:r>
+    </w:p>
+    <w:p>
+      <w:pPr>
+        <w:rPr>
+          <w:rFonts w:ascii="Helvetica" w:hAnsi="Helvetica"/>
+          <w:sz w:val="20"/>
+          <w:szCs w:val="20"/>
+        </w:rPr>
+      </w:pPr>
+      <w:r>
+        <w:rPr>
+          <w:rFonts w:ascii="Helvetica" w:hAnsi="Helvetica"/>
+          <w:sz w:val="20"/>
+          <w:szCs w:val="20"/>
+        </w:rPr>
+        <w:t>{#photos}</w:t>
+      </w:r>
+    </w:p>
+    <w:p>
+      <w:pPr>
+        <w:rPr>
+          <w:rFonts w:ascii="Helvetica" w:hAnsi="Helvetica"/>
+          <w:sz w:val="20"/>
+          <w:szCs w:val="20"/>
+        </w:rPr>
+      </w:pPr>
+      <w:r>
+        <w:rPr>
+          <w:rFonts w:ascii="Helvetica" w:hAnsi="Helvetica"/>
+          <w:sz w:val="20"/>
+          <w:szCs w:val="20"/>
+        </w:rPr>
+        <w:t>{%img}</w:t>
+      </w:r>
+    </w:p>
+    <w:p>
+      <w:pPr>
+        <w:rPr>
+          <w:rFonts w:ascii="Helvetica" w:hAnsi="Helvetica"/>
+          <w:sz w:val="20"/>
+          <w:szCs w:val="20"/>
+        </w:rPr>
+      </w:pPr>
+      <w:r>
+        <w:rPr>
+          <w:rFonts w:ascii="Helvetica" w:hAnsi="Helvetica"/>
+          <w:sz w:val="20"/>
+          <w:szCs w:val="20"/>
+        </w:rPr>
+        <w:t>{/photos}</w:t>
       </w:r>
     </w:p>
     <w:sectPr>
@@ -973,7 +990,7 @@
 </file>
 
 <file path=word/endnotes.xml><?xml version="1.0" encoding="utf-8"?>
-<w:endnotes xmlns:wpc="http://schemas.microsoft.com/office/word/2010/wordprocessingCanvas" xmlns:cx="http://schemas.microsoft.com/office/drawing/2014/chartex" xmlns:cx1="http://schemas.microsoft.com/office/drawing/2015/9/8/chartex" xmlns:cx2="http://schemas.microsoft.com/office/drawing/2015/10/21/chartex" xmlns:cx3="http://schemas.microsoft.com/office/drawing/2016/5/9/chartex" xmlns:cx4="http://schemas.microsoft.com/office/drawing/2016/5/10/chartex" xmlns:cx5="http://schemas.microsoft.com/office/drawing/2016/5/11/chartex" xmlns:cx6="http://schemas.microsoft.com/office/drawing/2016/5/12/chartex" xmlns:cx7="http://schemas.microsoft.com/office/drawing/2016/5/13/chartex" xmlns:cx8="http://schemas.microsoft.com/office/drawing/2016/5/14/chartex" xmlns:mc="http://schemas.openxmlformats.org/markup-compatibility/2006" xmlns:aink="http://schemas.microsoft.com/office/drawing/2016/ink" xmlns:am3d="http://schemas.microsoft.com/office/drawing/2017/model3d" xmlns:o="urn:schemas-microsoft-com:office:office" xmlns:r="http://schemas.openxmlformats.org/officeDocument/2006/relationships" xmlns:m="http://schemas.openxmlformats.org/officeDocument/2006/math" xmlns:v="urn:schemas-microsoft-com:vml" xmlns:wp14="http://schemas.microsoft.com/office/word/2010/wordprocessingDrawing" xmlns:wp="http://schemas.openxmlformats.org/drawingml/2006/wordprocessingDrawing" xmlns:w10="urn:schemas-microsoft-com:office:word" xmlns:w="http://schemas.openxmlformats.org/wordprocessingml/2006/main" xmlns:w14="http://schemas.microsoft.com/office/word/2010/wordml" xmlns:w15="http://schemas.microsoft.com/office/word/2012/wordml" xmlns:w16cex="http://schemas.microsoft.com/office/word/2018/wordml/cex" xmlns:w16cid="http://schemas.microsoft.com/office/word/2016/wordml/cid" xmlns:w16="http://schemas.microsoft.com/office/word/2018/wordml" xmlns:w16sdtdh="http://schemas.microsoft.com/office/word/2020/wordml/sdtdatahash" xmlns:w16se="http://schemas.microsoft.com/office/word/2015/wordml/symex" xmlns:wpg="http://schemas.microsoft.com/office/word/2010/wordprocessingGroup" xmlns:wpi="http://schemas.microsoft.com/office/word/2010/wordprocessingInk" xmlns:wne="http://schemas.microsoft.com/office/word/2006/wordml" xmlns:wps="http://schemas.microsoft.com/office/word/2010/wordprocessingShape" mc:Ignorable="w14 w15 w16se w16cid w16 w16cex w16sdtdh wp14">
+<w:endnotes xmlns:wpc="http://schemas.microsoft.com/office/word/2010/wordprocessingCanvas" xmlns:cx="http://schemas.microsoft.com/office/drawing/2014/chartex" xmlns:cx1="http://schemas.microsoft.com/office/drawing/2015/9/8/chartex" xmlns:cx2="http://schemas.microsoft.com/office/drawing/2015/10/21/chartex" xmlns:cx3="http://schemas.microsoft.com/office/drawing/2016/5/9/chartex" xmlns:cx4="http://schemas.microsoft.com/office/drawing/2016/5/10/chartex" xmlns:cx5="http://schemas.microsoft.com/office/drawing/2016/5/11/chartex" xmlns:cx6="http://schemas.microsoft.com/office/drawing/2016/5/12/chartex" xmlns:cx7="http://schemas.microsoft.com/office/drawing/2016/5/13/chartex" xmlns:cx8="http://schemas.microsoft.com/office/drawing/2016/5/14/chartex" xmlns:mc="http://schemas.openxmlformats.org/markup-compatibility/2006" xmlns:aink="http://schemas.microsoft.com/office/drawing/2016/ink" xmlns:am3d="http://schemas.microsoft.com/office/drawing/2017/model3d" xmlns:o="urn:schemas-microsoft-com:office:office" xmlns:oel="http://schemas.microsoft.com/office/2019/extlst" xmlns:r="http://schemas.openxmlformats.org/officeDocument/2006/relationships" xmlns:m="http://schemas.openxmlformats.org/officeDocument/2006/math" xmlns:v="urn:schemas-microsoft-com:vml" xmlns:wp14="http://schemas.microsoft.com/office/word/2010/wordprocessingDrawing" xmlns:wp="http://schemas.openxmlformats.org/drawingml/2006/wordprocessingDrawing" xmlns:w10="urn:schemas-microsoft-com:office:word" xmlns:w="http://schemas.openxmlformats.org/wordprocessingml/2006/main" xmlns:w14="http://schemas.microsoft.com/office/word/2010/wordml" xmlns:w15="http://schemas.microsoft.com/office/word/2012/wordml" xmlns:w16cex="http://schemas.microsoft.com/office/word/2018/wordml/cex" xmlns:w16cid="http://schemas.microsoft.com/office/word/2016/wordml/cid" xmlns:w16="http://schemas.microsoft.com/office/word/2018/wordml" xmlns:w16du="http://schemas.microsoft.com/office/word/2023/wordml/word16du" xmlns:w16sdtdh="http://schemas.microsoft.com/office/word/2020/wordml/sdtdatahash" xmlns:w16sdtfl="http://schemas.microsoft.com/office/word/2024/wordml/sdtformatlock" xmlns:w16se="http://schemas.microsoft.com/office/word/2015/wordml/symex" xmlns:wpg="http://schemas.microsoft.com/office/word/2010/wordprocessingGroup" xmlns:wpi="http://schemas.microsoft.com/office/word/2010/wordprocessingInk" xmlns:wne="http://schemas.microsoft.com/office/word/2006/wordml" xmlns:wps="http://schemas.microsoft.com/office/word/2010/wordprocessingShape" mc:Ignorable="w14 w15 w16se w16cid w16 w16cex w16sdtdh w16sdtfl w16du wp14">
   <w:endnote w:type="separator" w:id="-1">
     <w:p>
       <w:pPr>
@@ -998,10 +1015,10 @@
 </file>
 
 <file path=word/footer1.xml><?xml version="1.0" encoding="utf-8"?>
-<w:ftr xmlns:wpc="http://schemas.microsoft.com/office/word/2010/wordprocessingCanvas" xmlns:cx="http://schemas.microsoft.com/office/drawing/2014/chartex" xmlns:cx1="http://schemas.microsoft.com/office/drawing/2015/9/8/chartex" xmlns:cx2="http://schemas.microsoft.com/office/drawing/2015/10/21/chartex" xmlns:cx3="http://schemas.microsoft.com/office/drawing/2016/5/9/chartex" xmlns:cx4="http://schemas.microsoft.com/office/drawing/2016/5/10/chartex" xmlns:cx5="http://schemas.microsoft.com/office/drawing/2016/5/11/chartex" xmlns:cx6="http://schemas.microsoft.com/office/drawing/2016/5/12/chartex" xmlns:cx7="http://schemas.microsoft.com/office/drawing/2016/5/13/chartex" xmlns:cx8="http://schemas.microsoft.com/office/drawing/2016/5/14/chartex" xmlns:mc="http://schemas.openxmlformats.org/markup-compatibility/2006" xmlns:aink="http://schemas.microsoft.com/office/drawing/2016/ink" xmlns:am3d="http://schemas.microsoft.com/office/drawing/2017/model3d" xmlns:o="urn:schemas-microsoft-com:office:office" xmlns:r="http://schemas.openxmlformats.org/officeDocument/2006/relationships" xmlns:m="http://schemas.openxmlformats.org/officeDocument/2006/math" xmlns:v="urn:schemas-microsoft-com:vml" xmlns:wp14="http://schemas.microsoft.com/office/word/2010/wordprocessingDrawing" xmlns:wp="http://schemas.openxmlformats.org/drawingml/2006/wordprocessingDrawing" xmlns:w10="urn:schemas-microsoft-com:office:word" xmlns:w="http://schemas.openxmlformats.org/wordprocessingml/2006/main" xmlns:w14="http://schemas.microsoft.com/office/word/2010/wordml" xmlns:w15="http://schemas.microsoft.com/office/word/2012/wordml" xmlns:w16cex="http://schemas.microsoft.com/office/word/2018/wordml/cex" xmlns:w16cid="http://schemas.microsoft.com/office/word/2016/wordml/cid" xmlns:w16="http://schemas.microsoft.com/office/word/2018/wordml" xmlns:w16sdtdh="http://schemas.microsoft.com/office/word/2020/wordml/sdtdatahash" xmlns:w16se="http://schemas.microsoft.com/office/word/2015/wordml/symex" xmlns:wpg="http://schemas.microsoft.com/office/word/2010/wordprocessingGroup" xmlns:wpi="http://schemas.microsoft.com/office/word/2010/wordprocessingInk" xmlns:wne="http://schemas.microsoft.com/office/word/2006/wordml" xmlns:wps="http://schemas.microsoft.com/office/word/2010/wordprocessingShape" mc:Ignorable="w14 w15 w16se w16cid w16 w16cex w16sdtdh wp14">
+<w:ftr xmlns:wpc="http://schemas.microsoft.com/office/word/2010/wordprocessingCanvas" xmlns:cx="http://schemas.microsoft.com/office/drawing/2014/chartex" xmlns:cx1="http://schemas.microsoft.com/office/drawing/2015/9/8/chartex" xmlns:cx2="http://schemas.microsoft.com/office/drawing/2015/10/21/chartex" xmlns:cx3="http://schemas.microsoft.com/office/drawing/2016/5/9/chartex" xmlns:cx4="http://schemas.microsoft.com/office/drawing/2016/5/10/chartex" xmlns:cx5="http://schemas.microsoft.com/office/drawing/2016/5/11/chartex" xmlns:cx6="http://schemas.microsoft.com/office/drawing/2016/5/12/chartex" xmlns:cx7="http://schemas.microsoft.com/office/drawing/2016/5/13/chartex" xmlns:cx8="http://schemas.microsoft.com/office/drawing/2016/5/14/chartex" xmlns:mc="http://schemas.openxmlformats.org/markup-compatibility/2006" xmlns:aink="http://schemas.microsoft.com/office/drawing/2016/ink" xmlns:am3d="http://schemas.microsoft.com/office/drawing/2017/model3d" xmlns:o="urn:schemas-microsoft-com:office:office" xmlns:oel="http://schemas.microsoft.com/office/2019/extlst" xmlns:r="http://schemas.openxmlformats.org/officeDocument/2006/relationships" xmlns:m="http://schemas.openxmlformats.org/officeDocument/2006/math" xmlns:v="urn:schemas-microsoft-com:vml" xmlns:wp14="http://schemas.microsoft.com/office/word/2010/wordprocessingDrawing" xmlns:wp="http://schemas.openxmlformats.org/drawingml/2006/wordprocessingDrawing" xmlns:w10="urn:schemas-microsoft-com:office:word" xmlns:w="http://schemas.openxmlformats.org/wordprocessingml/2006/main" xmlns:w14="http://schemas.microsoft.com/office/word/2010/wordml" xmlns:w15="http://schemas.microsoft.com/office/word/2012/wordml" xmlns:w16cex="http://schemas.microsoft.com/office/word/2018/wordml/cex" xmlns:w16cid="http://schemas.microsoft.com/office/word/2016/wordml/cid" xmlns:w16="http://schemas.microsoft.com/office/word/2018/wordml" xmlns:w16du="http://schemas.microsoft.com/office/word/2023/wordml/word16du" xmlns:w16sdtdh="http://schemas.microsoft.com/office/word/2020/wordml/sdtdatahash" xmlns:w16sdtfl="http://schemas.microsoft.com/office/word/2024/wordml/sdtformatlock" xmlns:w16se="http://schemas.microsoft.com/office/word/2015/wordml/symex" xmlns:wpg="http://schemas.microsoft.com/office/word/2010/wordprocessingGroup" xmlns:wpi="http://schemas.microsoft.com/office/word/2010/wordprocessingInk" xmlns:wne="http://schemas.microsoft.com/office/word/2006/wordml" xmlns:wps="http://schemas.microsoft.com/office/word/2010/wordprocessingShape" mc:Ignorable="w14 w15 w16se w16cid w16 w16cex w16sdtdh w16sdtfl w16du wp14">
   <w:p>
     <w:pPr>
-      <w:pStyle w:val="Fuzeile"/>
+      <w:pStyle w:val="Footer"/>
       <w:rPr>
         <w:sz w:val="16"/>
         <w:szCs w:val="16"/>
@@ -1199,15 +1216,15 @@
         </mc:Choice>
         <mc:Fallback>
           <w:pict>
-            <v:group w14:anchorId="217B581B" id="Gruppieren 3" o:spid="_x0000_s1026" style="position:absolute;margin-left:-43.4pt;margin-top:793.8pt;width:52.7pt;height:40.8pt;z-index:251661312;mso-position-vertical-relative:page;mso-width-relative:margin;mso-height-relative:margin" coordsize="9902,7314" o:gfxdata="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">
-              <v:oval id="Ellipse 2" o:spid="_x0000_s1027" style="position:absolute;left:1289;width:7130;height:6858;visibility:visible;mso-wrap-style:square;v-text-anchor:middle" o:gfxdata="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" fillcolor="#d76213" stroked="f" strokeweight="1pt">
+            <v:group w14:anchorId="217B581B" id="Gruppieren 3" o:spid="_x0000_s1026" style="position:absolute;margin-left:-43.4pt;margin-top:793.8pt;width:52.7pt;height:40.8pt;z-index:251661312;mso-position-vertical-relative:page;mso-width-relative:margin;mso-height-relative:margin" coordsize="9902,7314" o:gfxdata="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">
+              <v:oval id="Ellipse 2" o:spid="_x0000_s1027" style="position:absolute;left:1289;width:7130;height:6858;visibility:visible;mso-wrap-style:square;v-text-anchor:middle" o:gfxdata="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" fillcolor="#d76213" stroked="f" strokeweight="1pt">
                 <v:stroke joinstyle="miter"/>
               </v:oval>
               <v:shapetype id="_x0000_t202" coordsize="21600,21600" o:spt="202" path="m,l,21600r21600,l21600,xe">
                 <v:stroke joinstyle="miter"/>
                 <v:path gradientshapeok="t" o:connecttype="rect"/>
               </v:shapetype>
-              <v:shape id="Textfeld 2" o:spid="_x0000_s1028" type="#_x0000_t202" style="position:absolute;top:565;width:9902;height:6749;visibility:visible;mso-wrap-style:square;v-text-anchor:top" o:gfxdata="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" filled="f" stroked="f">
+              <v:shape id="Textfeld 2" o:spid="_x0000_s1028" type="#_x0000_t202" style="position:absolute;top:565;width:9902;height:6749;visibility:visible;mso-wrap-style:square;v-text-anchor:top" o:gfxdata="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" filled="f" stroked="f">
                 <v:textbox>
                   <w:txbxContent>
                     <w:p>
@@ -1361,7 +1378,7 @@
             </wp:anchor>
           </w:drawing>
         </mc:Choice>
-        <mc:Fallback xmlns:w16sdtfl="http://schemas.microsoft.com/office/word/2024/wordml/sdtformatlock" xmlns:w16du="http://schemas.microsoft.com/office/word/2023/wordml/word16du" xmlns:oel="http://schemas.microsoft.com/office/2019/extlst">
+        <mc:Fallback>
           <w:pict>
             <v:line w14:anchorId="5FC37D47" id="Gerader Verbinder 1" o:spid="_x0000_s1026" style="position:absolute;z-index:251659264;visibility:visible;mso-wrap-style:square;mso-width-percent:0;mso-height-percent:0;mso-wrap-distance-left:9pt;mso-wrap-distance-top:0;mso-wrap-distance-right:9pt;mso-wrap-distance-bottom:0;mso-position-horizontal:absolute;mso-position-horizontal-relative:margin;mso-position-vertical:absolute;mso-position-vertical-relative:page;mso-width-percent:0;mso-height-percent:0;mso-width-relative:margin;mso-height-relative:margin" from="9.25pt,11in" to="453.45pt,11in" o:gfxdata="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" strokecolor="#d76213">
               <v:stroke joinstyle="miter"/>
@@ -1488,7 +1505,7 @@
   </w:p>
   <w:p>
     <w:pPr>
-      <w:pStyle w:val="Fuzeile"/>
+      <w:pStyle w:val="Footer"/>
       <w:rPr>
         <w:sz w:val="16"/>
         <w:szCs w:val="16"/>
@@ -1553,21 +1570,12 @@
       </w:rPr>
       <w:t xml:space="preserve">              </w:t>
     </w:r>
-    <w:proofErr w:type="spellStart"/>
-    <w:r>
-      <w:rPr>
-        <w:sz w:val="16"/>
-        <w:szCs w:val="16"/>
-      </w:rPr>
-      <w:t>nütziger</w:t>
-    </w:r>
-    <w:proofErr w:type="spellEnd"/>
-    <w:r>
-      <w:rPr>
-        <w:sz w:val="16"/>
-        <w:szCs w:val="16"/>
-      </w:rPr>
-      <w:t xml:space="preserve"> Verein und Naturschutz-</w:t>
+    <w:r>
+      <w:rPr>
+        <w:sz w:val="16"/>
+        <w:szCs w:val="16"/>
+      </w:rPr>
+      <w:t>nütziger Verein und Naturschutz-</w:t>
     </w:r>
     <w:r>
       <w:rPr>
@@ -1612,7 +1620,7 @@
   </w:p>
   <w:p>
     <w:pPr>
-      <w:pStyle w:val="Fuzeile"/>
+      <w:pStyle w:val="Footer"/>
       <w:rPr>
         <w:sz w:val="16"/>
         <w:szCs w:val="16"/>
@@ -1687,7 +1695,6 @@
       </w:rPr>
       <w:t xml:space="preserve"> </w:t>
     </w:r>
-    <w:proofErr w:type="spellStart"/>
     <w:r>
       <w:rPr>
         <w:sz w:val="16"/>
@@ -1700,15 +1707,7 @@
         <w:sz w:val="16"/>
         <w:szCs w:val="16"/>
       </w:rPr>
-      <w:t>reinigung</w:t>
-    </w:r>
-    <w:proofErr w:type="spellEnd"/>
-    <w:r>
-      <w:rPr>
-        <w:sz w:val="16"/>
-        <w:szCs w:val="16"/>
-      </w:rPr>
-      <w:t xml:space="preserve"> a</w:t>
+      <w:t>reinigung a</w:t>
     </w:r>
     <w:r>
       <w:rPr>
@@ -1819,8 +1818,9 @@
         <w:szCs w:val="16"/>
         <w:u w:val="none"/>
       </w:rPr>
-      <w:t xml:space="preserve">                      </w:t>
-    </w:r>
+      <w:t xml:space="preserve">                    </w:t>
+    </w:r>
+    <w:proofErr w:type="gramStart"/>
     <w:r>
       <w:rPr>
         <w:rStyle w:val="Hyperlink"/>
@@ -1829,14 +1829,25 @@
         <w:szCs w:val="16"/>
         <w:u w:val="none"/>
       </w:rPr>
+      <w:t xml:space="preserve">  </w:t>
+    </w:r>
+    <w:r>
+      <w:rPr>
+        <w:rStyle w:val="Hyperlink"/>
+        <w:color w:val="FFFFFF" w:themeColor="background1"/>
+        <w:sz w:val="16"/>
+        <w:szCs w:val="16"/>
+        <w:u w:val="none"/>
+      </w:rPr>
       <w:t>.</w:t>
     </w:r>
+    <w:proofErr w:type="gramEnd"/>
   </w:p>
 </w:ftr>
 </file>
 
 <file path=word/footnotes.xml><?xml version="1.0" encoding="utf-8"?>
-<w:footnotes xmlns:wpc="http://schemas.microsoft.com/office/word/2010/wordprocessingCanvas" xmlns:cx="http://schemas.microsoft.com/office/drawing/2014/chartex" xmlns:cx1="http://schemas.microsoft.com/office/drawing/2015/9/8/chartex" xmlns:cx2="http://schemas.microsoft.com/office/drawing/2015/10/21/chartex" xmlns:cx3="http://schemas.microsoft.com/office/drawing/2016/5/9/chartex" xmlns:cx4="http://schemas.microsoft.com/office/drawing/2016/5/10/chartex" xmlns:cx5="http://schemas.microsoft.com/office/drawing/2016/5/11/chartex" xmlns:cx6="http://schemas.microsoft.com/office/drawing/2016/5/12/chartex" xmlns:cx7="http://schemas.microsoft.com/office/drawing/2016/5/13/chartex" xmlns:cx8="http://schemas.microsoft.com/office/drawing/2016/5/14/chartex" xmlns:mc="http://schemas.openxmlformats.org/markup-compatibility/2006" xmlns:aink="http://schemas.microsoft.com/office/drawing/2016/ink" xmlns:am3d="http://schemas.microsoft.com/office/drawing/2017/model3d" xmlns:o="urn:schemas-microsoft-com:office:office" xmlns:r="http://schemas.openxmlformats.org/officeDocument/2006/relationships" xmlns:m="http://schemas.openxmlformats.org/officeDocument/2006/math" xmlns:v="urn:schemas-microsoft-com:vml" xmlns:wp14="http://schemas.microsoft.com/office/word/2010/wordprocessingDrawing" xmlns:wp="http://schemas.openxmlformats.org/drawingml/2006/wordprocessingDrawing" xmlns:w10="urn:schemas-microsoft-com:office:word" xmlns:w="http://schemas.openxmlformats.org/wordprocessingml/2006/main" xmlns:w14="http://schemas.microsoft.com/office/word/2010/wordml" xmlns:w15="http://schemas.microsoft.com/office/word/2012/wordml" xmlns:w16cex="http://schemas.microsoft.com/office/word/2018/wordml/cex" xmlns:w16cid="http://schemas.microsoft.com/office/word/2016/wordml/cid" xmlns:w16="http://schemas.microsoft.com/office/word/2018/wordml" xmlns:w16sdtdh="http://schemas.microsoft.com/office/word/2020/wordml/sdtdatahash" xmlns:w16se="http://schemas.microsoft.com/office/word/2015/wordml/symex" xmlns:wpg="http://schemas.microsoft.com/office/word/2010/wordprocessingGroup" xmlns:wpi="http://schemas.microsoft.com/office/word/2010/wordprocessingInk" xmlns:wne="http://schemas.microsoft.com/office/word/2006/wordml" xmlns:wps="http://schemas.microsoft.com/office/word/2010/wordprocessingShape" mc:Ignorable="w14 w15 w16se w16cid w16 w16cex w16sdtdh wp14">
+<w:footnotes xmlns:wpc="http://schemas.microsoft.com/office/word/2010/wordprocessingCanvas" xmlns:cx="http://schemas.microsoft.com/office/drawing/2014/chartex" xmlns:cx1="http://schemas.microsoft.com/office/drawing/2015/9/8/chartex" xmlns:cx2="http://schemas.microsoft.com/office/drawing/2015/10/21/chartex" xmlns:cx3="http://schemas.microsoft.com/office/drawing/2016/5/9/chartex" xmlns:cx4="http://schemas.microsoft.com/office/drawing/2016/5/10/chartex" xmlns:cx5="http://schemas.microsoft.com/office/drawing/2016/5/11/chartex" xmlns:cx6="http://schemas.microsoft.com/office/drawing/2016/5/12/chartex" xmlns:cx7="http://schemas.microsoft.com/office/drawing/2016/5/13/chartex" xmlns:cx8="http://schemas.microsoft.com/office/drawing/2016/5/14/chartex" xmlns:mc="http://schemas.openxmlformats.org/markup-compatibility/2006" xmlns:aink="http://schemas.microsoft.com/office/drawing/2016/ink" xmlns:am3d="http://schemas.microsoft.com/office/drawing/2017/model3d" xmlns:o="urn:schemas-microsoft-com:office:office" xmlns:oel="http://schemas.microsoft.com/office/2019/extlst" xmlns:r="http://schemas.openxmlformats.org/officeDocument/2006/relationships" xmlns:m="http://schemas.openxmlformats.org/officeDocument/2006/math" xmlns:v="urn:schemas-microsoft-com:vml" xmlns:wp14="http://schemas.microsoft.com/office/word/2010/wordprocessingDrawing" xmlns:wp="http://schemas.openxmlformats.org/drawingml/2006/wordprocessingDrawing" xmlns:w10="urn:schemas-microsoft-com:office:word" xmlns:w="http://schemas.openxmlformats.org/wordprocessingml/2006/main" xmlns:w14="http://schemas.microsoft.com/office/word/2010/wordml" xmlns:w15="http://schemas.microsoft.com/office/word/2012/wordml" xmlns:w16cex="http://schemas.microsoft.com/office/word/2018/wordml/cex" xmlns:w16cid="http://schemas.microsoft.com/office/word/2016/wordml/cid" xmlns:w16="http://schemas.microsoft.com/office/word/2018/wordml" xmlns:w16du="http://schemas.microsoft.com/office/word/2023/wordml/word16du" xmlns:w16sdtdh="http://schemas.microsoft.com/office/word/2020/wordml/sdtdatahash" xmlns:w16sdtfl="http://schemas.microsoft.com/office/word/2024/wordml/sdtformatlock" xmlns:w16se="http://schemas.microsoft.com/office/word/2015/wordml/symex" xmlns:wpg="http://schemas.microsoft.com/office/word/2010/wordprocessingGroup" xmlns:wpi="http://schemas.microsoft.com/office/word/2010/wordprocessingInk" xmlns:wne="http://schemas.microsoft.com/office/word/2006/wordml" xmlns:wps="http://schemas.microsoft.com/office/word/2010/wordprocessingShape" mc:Ignorable="w14 w15 w16se w16cid w16 w16cex w16sdtdh w16sdtfl w16du wp14">
   <w:footnote w:type="separator" w:id="-1">
     <w:p>
       <w:pPr>
@@ -1861,10 +1872,10 @@
 </file>
 
 <file path=word/header1.xml><?xml version="1.0" encoding="utf-8"?>
-<w:hdr xmlns:wpc="http://schemas.microsoft.com/office/word/2010/wordprocessingCanvas" xmlns:cx="http://schemas.microsoft.com/office/drawing/2014/chartex" xmlns:cx1="http://schemas.microsoft.com/office/drawing/2015/9/8/chartex" xmlns:cx2="http://schemas.microsoft.com/office/drawing/2015/10/21/chartex" xmlns:cx3="http://schemas.microsoft.com/office/drawing/2016/5/9/chartex" xmlns:cx4="http://schemas.microsoft.com/office/drawing/2016/5/10/chartex" xmlns:cx5="http://schemas.microsoft.com/office/drawing/2016/5/11/chartex" xmlns:cx6="http://schemas.microsoft.com/office/drawing/2016/5/12/chartex" xmlns:cx7="http://schemas.microsoft.com/office/drawing/2016/5/13/chartex" xmlns:cx8="http://schemas.microsoft.com/office/drawing/2016/5/14/chartex" xmlns:mc="http://schemas.openxmlformats.org/markup-compatibility/2006" xmlns:aink="http://schemas.microsoft.com/office/drawing/2016/ink" xmlns:am3d="http://schemas.microsoft.com/office/drawing/2017/model3d" xmlns:o="urn:schemas-microsoft-com:office:office" xmlns:r="http://schemas.openxmlformats.org/officeDocument/2006/relationships" xmlns:m="http://schemas.openxmlformats.org/officeDocument/2006/math" xmlns:v="urn:schemas-microsoft-com:vml" xmlns:wp14="http://schemas.microsoft.com/office/word/2010/wordprocessingDrawing" xmlns:wp="http://schemas.openxmlformats.org/drawingml/2006/wordprocessingDrawing" xmlns:w10="urn:schemas-microsoft-com:office:word" xmlns:w="http://schemas.openxmlformats.org/wordprocessingml/2006/main" xmlns:w14="http://schemas.microsoft.com/office/word/2010/wordml" xmlns:w15="http://schemas.microsoft.com/office/word/2012/wordml" xmlns:w16cex="http://schemas.microsoft.com/office/word/2018/wordml/cex" xmlns:w16cid="http://schemas.microsoft.com/office/word/2016/wordml/cid" xmlns:w16="http://schemas.microsoft.com/office/word/2018/wordml" xmlns:w16sdtdh="http://schemas.microsoft.com/office/word/2020/wordml/sdtdatahash" xmlns:w16se="http://schemas.microsoft.com/office/word/2015/wordml/symex" xmlns:wpg="http://schemas.microsoft.com/office/word/2010/wordprocessingGroup" xmlns:wpi="http://schemas.microsoft.com/office/word/2010/wordprocessingInk" xmlns:wne="http://schemas.microsoft.com/office/word/2006/wordml" xmlns:wps="http://schemas.microsoft.com/office/word/2010/wordprocessingShape" mc:Ignorable="w14 w15 w16se w16cid w16 w16cex w16sdtdh wp14">
+<w:hdr xmlns:wpc="http://schemas.microsoft.com/office/word/2010/wordprocessingCanvas" xmlns:cx="http://schemas.microsoft.com/office/drawing/2014/chartex" xmlns:cx1="http://schemas.microsoft.com/office/drawing/2015/9/8/chartex" xmlns:cx2="http://schemas.microsoft.com/office/drawing/2015/10/21/chartex" xmlns:cx3="http://schemas.microsoft.com/office/drawing/2016/5/9/chartex" xmlns:cx4="http://schemas.microsoft.com/office/drawing/2016/5/10/chartex" xmlns:cx5="http://schemas.microsoft.com/office/drawing/2016/5/11/chartex" xmlns:cx6="http://schemas.microsoft.com/office/drawing/2016/5/12/chartex" xmlns:cx7="http://schemas.microsoft.com/office/drawing/2016/5/13/chartex" xmlns:cx8="http://schemas.microsoft.com/office/drawing/2016/5/14/chartex" xmlns:mc="http://schemas.openxmlformats.org/markup-compatibility/2006" xmlns:aink="http://schemas.microsoft.com/office/drawing/2016/ink" xmlns:am3d="http://schemas.microsoft.com/office/drawing/2017/model3d" xmlns:o="urn:schemas-microsoft-com:office:office" xmlns:oel="http://schemas.microsoft.com/office/2019/extlst" xmlns:r="http://schemas.openxmlformats.org/officeDocument/2006/relationships" xmlns:m="http://schemas.openxmlformats.org/officeDocument/2006/math" xmlns:v="urn:schemas-microsoft-com:vml" xmlns:wp14="http://schemas.microsoft.com/office/word/2010/wordprocessingDrawing" xmlns:wp="http://schemas.openxmlformats.org/drawingml/2006/wordprocessingDrawing" xmlns:w10="urn:schemas-microsoft-com:office:word" xmlns:w="http://schemas.openxmlformats.org/wordprocessingml/2006/main" xmlns:w14="http://schemas.microsoft.com/office/word/2010/wordml" xmlns:w15="http://schemas.microsoft.com/office/word/2012/wordml" xmlns:w16cex="http://schemas.microsoft.com/office/word/2018/wordml/cex" xmlns:w16cid="http://schemas.microsoft.com/office/word/2016/wordml/cid" xmlns:w16="http://schemas.microsoft.com/office/word/2018/wordml" xmlns:w16du="http://schemas.microsoft.com/office/word/2023/wordml/word16du" xmlns:w16sdtdh="http://schemas.microsoft.com/office/word/2020/wordml/sdtdatahash" xmlns:w16sdtfl="http://schemas.microsoft.com/office/word/2024/wordml/sdtformatlock" xmlns:w16se="http://schemas.microsoft.com/office/word/2015/wordml/symex" xmlns:wpg="http://schemas.microsoft.com/office/word/2010/wordprocessingGroup" xmlns:wpi="http://schemas.microsoft.com/office/word/2010/wordprocessingInk" xmlns:wne="http://schemas.microsoft.com/office/word/2006/wordml" xmlns:wps="http://schemas.microsoft.com/office/word/2010/wordprocessingShape" mc:Ignorable="w14 w15 w16se w16cid w16 w16cex w16sdtdh w16sdtfl w16du wp14">
   <w:p>
     <w:pPr>
-      <w:pStyle w:val="Kopfzeile"/>
+      <w:pStyle w:val="Header"/>
       <w:tabs>
         <w:tab w:val="clear" w:pos="4536"/>
         <w:tab w:val="clear" w:pos="9072"/>
@@ -1933,7 +1944,7 @@
 </file>
 
 <file path=word/numbering.xml><?xml version="1.0" encoding="utf-8"?>
-<w:numbering xmlns:wpc="http://schemas.microsoft.com/office/word/2010/wordprocessingCanvas" xmlns:cx="http://schemas.microsoft.com/office/drawing/2014/chartex" xmlns:cx1="http://schemas.microsoft.com/office/drawing/2015/9/8/chartex" xmlns:cx2="http://schemas.microsoft.com/office/drawing/2015/10/21/chartex" xmlns:cx3="http://schemas.microsoft.com/office/drawing/2016/5/9/chartex" xmlns:cx4="http://schemas.microsoft.com/office/drawing/2016/5/10/chartex" xmlns:cx5="http://schemas.microsoft.com/office/drawing/2016/5/11/chartex" xmlns:cx6="http://schemas.microsoft.com/office/drawing/2016/5/12/chartex" xmlns:cx7="http://schemas.microsoft.com/office/drawing/2016/5/13/chartex" xmlns:cx8="http://schemas.microsoft.com/office/drawing/2016/5/14/chartex" xmlns:mc="http://schemas.openxmlformats.org/markup-compatibility/2006" xmlns:aink="http://schemas.microsoft.com/office/drawing/2016/ink" xmlns:am3d="http://schemas.microsoft.com/office/drawing/2017/model3d" xmlns:o="urn:schemas-microsoft-com:office:office" xmlns:r="http://schemas.openxmlformats.org/officeDocument/2006/relationships" xmlns:m="http://schemas.openxmlformats.org/officeDocument/2006/math" xmlns:v="urn:schemas-microsoft-com:vml" xmlns:wp14="http://schemas.microsoft.com/office/word/2010/wordprocessingDrawing" xmlns:wp="http://schemas.openxmlformats.org/drawingml/2006/wordprocessingDrawing" xmlns:w10="urn:schemas-microsoft-com:office:word" xmlns:w="http://schemas.openxmlformats.org/wordprocessingml/2006/main" xmlns:w14="http://schemas.microsoft.com/office/word/2010/wordml" xmlns:w15="http://schemas.microsoft.com/office/word/2012/wordml" xmlns:w16cex="http://schemas.microsoft.com/office/word/2018/wordml/cex" xmlns:w16cid="http://schemas.microsoft.com/office/word/2016/wordml/cid" xmlns:w16="http://schemas.microsoft.com/office/word/2018/wordml" xmlns:w16sdtdh="http://schemas.microsoft.com/office/word/2020/wordml/sdtdatahash" xmlns:w16se="http://schemas.microsoft.com/office/word/2015/wordml/symex" xmlns:wpg="http://schemas.microsoft.com/office/word/2010/wordprocessingGroup" xmlns:wpi="http://schemas.microsoft.com/office/word/2010/wordprocessingInk" xmlns:wne="http://schemas.microsoft.com/office/word/2006/wordml" xmlns:wps="http://schemas.microsoft.com/office/word/2010/wordprocessingShape" mc:Ignorable="w14 w15 w16se w16cid w16 w16cex w16sdtdh wp14">
+<w:numbering xmlns:wpc="http://schemas.microsoft.com/office/word/2010/wordprocessingCanvas" xmlns:cx="http://schemas.microsoft.com/office/drawing/2014/chartex" xmlns:cx1="http://schemas.microsoft.com/office/drawing/2015/9/8/chartex" xmlns:cx2="http://schemas.microsoft.com/office/drawing/2015/10/21/chartex" xmlns:cx3="http://schemas.microsoft.com/office/drawing/2016/5/9/chartex" xmlns:cx4="http://schemas.microsoft.com/office/drawing/2016/5/10/chartex" xmlns:cx5="http://schemas.microsoft.com/office/drawing/2016/5/11/chartex" xmlns:cx6="http://schemas.microsoft.com/office/drawing/2016/5/12/chartex" xmlns:cx7="http://schemas.microsoft.com/office/drawing/2016/5/13/chartex" xmlns:cx8="http://schemas.microsoft.com/office/drawing/2016/5/14/chartex" xmlns:mc="http://schemas.openxmlformats.org/markup-compatibility/2006" xmlns:aink="http://schemas.microsoft.com/office/drawing/2016/ink" xmlns:am3d="http://schemas.microsoft.com/office/drawing/2017/model3d" xmlns:o="urn:schemas-microsoft-com:office:office" xmlns:oel="http://schemas.microsoft.com/office/2019/extlst" xmlns:r="http://schemas.openxmlformats.org/officeDocument/2006/relationships" xmlns:m="http://schemas.openxmlformats.org/officeDocument/2006/math" xmlns:v="urn:schemas-microsoft-com:vml" xmlns:wp14="http://schemas.microsoft.com/office/word/2010/wordprocessingDrawing" xmlns:wp="http://schemas.openxmlformats.org/drawingml/2006/wordprocessingDrawing" xmlns:w10="urn:schemas-microsoft-com:office:word" xmlns:w="http://schemas.openxmlformats.org/wordprocessingml/2006/main" xmlns:w14="http://schemas.microsoft.com/office/word/2010/wordml" xmlns:w15="http://schemas.microsoft.com/office/word/2012/wordml" xmlns:w16cex="http://schemas.microsoft.com/office/word/2018/wordml/cex" xmlns:w16cid="http://schemas.microsoft.com/office/word/2016/wordml/cid" xmlns:w16="http://schemas.microsoft.com/office/word/2018/wordml" xmlns:w16du="http://schemas.microsoft.com/office/word/2023/wordml/word16du" xmlns:w16sdtdh="http://schemas.microsoft.com/office/word/2020/wordml/sdtdatahash" xmlns:w16sdtfl="http://schemas.microsoft.com/office/word/2024/wordml/sdtformatlock" xmlns:w16se="http://schemas.microsoft.com/office/word/2015/wordml/symex" xmlns:wpg="http://schemas.microsoft.com/office/word/2010/wordprocessingGroup" xmlns:wpi="http://schemas.microsoft.com/office/word/2010/wordprocessingInk" xmlns:wne="http://schemas.microsoft.com/office/word/2006/wordml" xmlns:wps="http://schemas.microsoft.com/office/word/2010/wordprocessingShape" mc:Ignorable="w14 w15 w16se w16cid w16 w16cex w16sdtdh w16sdtfl w16du wp14">
   <w:abstractNum w:abstractNumId="0" w15:restartNumberingAfterBreak="0">
     <w:nsid w:val="00000001"/>
     <w:multiLevelType w:val="multilevel"/>
@@ -2093,7 +2104,7 @@
 </file>
 
 <file path=word/styles.xml><?xml version="1.0" encoding="utf-8"?>
-<w:styles xmlns:mc="http://schemas.openxmlformats.org/markup-compatibility/2006" xmlns:r="http://schemas.openxmlformats.org/officeDocument/2006/relationships" xmlns:w="http://schemas.openxmlformats.org/wordprocessingml/2006/main" xmlns:w14="http://schemas.microsoft.com/office/word/2010/wordml" xmlns:w15="http://schemas.microsoft.com/office/word/2012/wordml" xmlns:w16cex="http://schemas.microsoft.com/office/word/2018/wordml/cex" xmlns:w16cid="http://schemas.microsoft.com/office/word/2016/wordml/cid" xmlns:w16="http://schemas.microsoft.com/office/word/2018/wordml" xmlns:w16sdtdh="http://schemas.microsoft.com/office/word/2020/wordml/sdtdatahash" xmlns:w16se="http://schemas.microsoft.com/office/word/2015/wordml/symex" mc:Ignorable="w14 w15 w16se w16cid w16 w16cex w16sdtdh">
+<w:styles xmlns:mc="http://schemas.openxmlformats.org/markup-compatibility/2006" xmlns:r="http://schemas.openxmlformats.org/officeDocument/2006/relationships" xmlns:w="http://schemas.openxmlformats.org/wordprocessingml/2006/main" xmlns:w14="http://schemas.microsoft.com/office/word/2010/wordml" xmlns:w15="http://schemas.microsoft.com/office/word/2012/wordml" xmlns:w16cex="http://schemas.microsoft.com/office/word/2018/wordml/cex" xmlns:w16cid="http://schemas.microsoft.com/office/word/2016/wordml/cid" xmlns:w16="http://schemas.microsoft.com/office/word/2018/wordml" xmlns:w16du="http://schemas.microsoft.com/office/word/2023/wordml/word16du" xmlns:w16sdtdh="http://schemas.microsoft.com/office/word/2020/wordml/sdtdatahash" xmlns:w16sdtfl="http://schemas.microsoft.com/office/word/2024/wordml/sdtformatlock" xmlns:w16se="http://schemas.microsoft.com/office/word/2015/wordml/symex" mc:Ignorable="w14 w15 w16se w16cid w16 w16cex w16sdtdh w16sdtfl w16du">
   <w:docDefaults>
     <w:rPrDefault>
       <w:rPr>
@@ -2489,17 +2500,17 @@
     <w:lsdException w:name="Unresolved Mention" w:semiHidden="1" w:unhideWhenUsed="1"/>
     <w:lsdException w:name="Smart Link" w:semiHidden="1" w:unhideWhenUsed="1"/>
   </w:latentStyles>
-  <w:style w:type="paragraph" w:default="1" w:styleId="Standard">
+  <w:style w:type="paragraph" w:default="1" w:styleId="Normal">
     <w:name w:val="Normal"/>
     <w:qFormat/>
   </w:style>
-  <w:style w:type="character" w:default="1" w:styleId="Absatz-Standardschriftart">
+  <w:style w:type="character" w:default="1" w:styleId="DefaultParagraphFont">
     <w:name w:val="Default Paragraph Font"/>
     <w:uiPriority w:val="1"/>
     <w:semiHidden/>
     <w:unhideWhenUsed/>
   </w:style>
-  <w:style w:type="table" w:default="1" w:styleId="NormaleTabelle">
+  <w:style w:type="table" w:default="1" w:styleId="TableNormal">
     <w:name w:val="Normal Table"/>
     <w:uiPriority w:val="99"/>
     <w:semiHidden/>
@@ -2514,16 +2525,16 @@
       </w:tblCellMar>
     </w:tblPr>
   </w:style>
-  <w:style w:type="numbering" w:default="1" w:styleId="KeineListe">
+  <w:style w:type="numbering" w:default="1" w:styleId="NoList">
     <w:name w:val="No List"/>
     <w:uiPriority w:val="99"/>
     <w:semiHidden/>
     <w:unhideWhenUsed/>
   </w:style>
-  <w:style w:type="paragraph" w:styleId="Kopfzeile">
+  <w:style w:type="paragraph" w:styleId="Header">
     <w:name w:val="header"/>
-    <w:basedOn w:val="Standard"/>
-    <w:link w:val="KopfzeileZchn"/>
+    <w:basedOn w:val="Normal"/>
+    <w:link w:val="HeaderChar"/>
     <w:uiPriority w:val="99"/>
     <w:unhideWhenUsed/>
     <w:rsid w:val="00B771A6"/>
@@ -2535,17 +2546,17 @@
       <w:spacing w:after="0" w:line="240" w:lineRule="auto"/>
     </w:pPr>
   </w:style>
-  <w:style w:type="character" w:customStyle="1" w:styleId="KopfzeileZchn">
-    <w:name w:val="Kopfzeile Zchn"/>
-    <w:basedOn w:val="Absatz-Standardschriftart"/>
-    <w:link w:val="Kopfzeile"/>
+  <w:style w:type="character" w:customStyle="1" w:styleId="HeaderChar">
+    <w:name w:val="Header Char"/>
+    <w:basedOn w:val="DefaultParagraphFont"/>
+    <w:link w:val="Header"/>
     <w:uiPriority w:val="99"/>
     <w:rsid w:val="00B771A6"/>
   </w:style>
-  <w:style w:type="paragraph" w:styleId="Fuzeile">
+  <w:style w:type="paragraph" w:styleId="Footer">
     <w:name w:val="footer"/>
-    <w:basedOn w:val="Standard"/>
-    <w:link w:val="FuzeileZchn"/>
+    <w:basedOn w:val="Normal"/>
+    <w:link w:val="FooterChar"/>
     <w:uiPriority w:val="99"/>
     <w:unhideWhenUsed/>
     <w:rsid w:val="00B771A6"/>
@@ -2557,16 +2568,16 @@
       <w:spacing w:after="0" w:line="240" w:lineRule="auto"/>
     </w:pPr>
   </w:style>
-  <w:style w:type="character" w:customStyle="1" w:styleId="FuzeileZchn">
-    <w:name w:val="Fußzeile Zchn"/>
-    <w:basedOn w:val="Absatz-Standardschriftart"/>
-    <w:link w:val="Fuzeile"/>
+  <w:style w:type="character" w:customStyle="1" w:styleId="FooterChar">
+    <w:name w:val="Footer Char"/>
+    <w:basedOn w:val="DefaultParagraphFont"/>
+    <w:link w:val="Footer"/>
     <w:uiPriority w:val="99"/>
     <w:rsid w:val="00B771A6"/>
   </w:style>
   <w:style w:type="character" w:styleId="Hyperlink">
     <w:name w:val="Hyperlink"/>
-    <w:basedOn w:val="Absatz-Standardschriftart"/>
+    <w:basedOn w:val="DefaultParagraphFont"/>
     <w:uiPriority w:val="99"/>
     <w:unhideWhenUsed/>
     <w:rsid w:val="00B771A6"/>
@@ -2575,9 +2586,9 @@
       <w:u w:val="single"/>
     </w:rPr>
   </w:style>
-  <w:style w:type="character" w:styleId="NichtaufgelsteErwhnung">
+  <w:style w:type="character" w:styleId="UnresolvedMention">
     <w:name w:val="Unresolved Mention"/>
-    <w:basedOn w:val="Absatz-Standardschriftart"/>
+    <w:basedOn w:val="DefaultParagraphFont"/>
     <w:uiPriority w:val="99"/>
     <w:semiHidden/>
     <w:unhideWhenUsed/>
@@ -2587,9 +2598,9 @@
       <w:shd w:val="clear" w:color="auto" w:fill="E1DFDD"/>
     </w:rPr>
   </w:style>
-  <w:style w:type="paragraph" w:styleId="Umschlagadresse">
+  <w:style w:type="paragraph" w:styleId="EnvelopeAddress">
     <w:name w:val="envelope address"/>
-    <w:basedOn w:val="Standard"/>
+    <w:basedOn w:val="Normal"/>
     <w:rsid w:val="004953B9"/>
     <w:pPr>
       <w:suppressLineNumbers/>
@@ -2608,7 +2619,7 @@
   </w:style>
   <w:style w:type="paragraph" w:customStyle="1" w:styleId="Text">
     <w:name w:val="Text"/>
-    <w:basedOn w:val="Standard"/>
+    <w:basedOn w:val="Normal"/>
     <w:rsid w:val="004953B9"/>
     <w:pPr>
       <w:suppressLineNumbers/>

--- a/templates/zaunanzeige_template.docx
+++ b/templates/zaunanzeige_template.docx
@@ -924,57 +924,6 @@
           <w:szCs w:val="20"/>
         </w:rPr>
         <w:t>: Fotodokumentation</w:t>
-      </w:r>
-    </w:p>
-    <w:p>
-      <w:pPr>
-        <w:rPr>
-          <w:rFonts w:ascii="Helvetica" w:hAnsi="Helvetica"/>
-          <w:sz w:val="20"/>
-          <w:szCs w:val="20"/>
-        </w:rPr>
-      </w:pPr>
-      <w:r>
-        <w:rPr>
-          <w:rFonts w:ascii="Helvetica" w:hAnsi="Helvetica"/>
-          <w:sz w:val="20"/>
-          <w:szCs w:val="20"/>
-        </w:rPr>
-        <w:t>{#photos}</w:t>
-      </w:r>
-    </w:p>
-    <w:p>
-      <w:pPr>
-        <w:rPr>
-          <w:rFonts w:ascii="Helvetica" w:hAnsi="Helvetica"/>
-          <w:sz w:val="20"/>
-          <w:szCs w:val="20"/>
-        </w:rPr>
-      </w:pPr>
-      <w:r>
-        <w:rPr>
-          <w:rFonts w:ascii="Helvetica" w:hAnsi="Helvetica"/>
-          <w:sz w:val="20"/>
-          <w:szCs w:val="20"/>
-        </w:rPr>
-        <w:t>{%img}</w:t>
-      </w:r>
-    </w:p>
-    <w:p>
-      <w:pPr>
-        <w:rPr>
-          <w:rFonts w:ascii="Helvetica" w:hAnsi="Helvetica"/>
-          <w:sz w:val="20"/>
-          <w:szCs w:val="20"/>
-        </w:rPr>
-      </w:pPr>
-      <w:r>
-        <w:rPr>
-          <w:rFonts w:ascii="Helvetica" w:hAnsi="Helvetica"/>
-          <w:sz w:val="20"/>
-          <w:szCs w:val="20"/>
-        </w:rPr>
-        <w:t>{/photos}</w:t>
       </w:r>
     </w:p>
     <w:sectPr>
@@ -1216,15 +1165,15 @@
         </mc:Choice>
         <mc:Fallback>
           <w:pict>
-            <v:group w14:anchorId="217B581B" id="Gruppieren 3" o:spid="_x0000_s1026" style="position:absolute;margin-left:-43.4pt;margin-top:793.8pt;width:52.7pt;height:40.8pt;z-index:251661312;mso-position-vertical-relative:page;mso-width-relative:margin;mso-height-relative:margin" coordsize="9902,7314" o:gfxdata="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">
-              <v:oval id="Ellipse 2" o:spid="_x0000_s1027" style="position:absolute;left:1289;width:7130;height:6858;visibility:visible;mso-wrap-style:square;v-text-anchor:middle" o:gfxdata="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" fillcolor="#d76213" stroked="f" strokeweight="1pt">
+            <v:group w14:anchorId="217B581B" id="Gruppieren 3" o:spid="_x0000_s1026" style="position:absolute;margin-left:-43.4pt;margin-top:793.8pt;width:52.7pt;height:40.8pt;z-index:251661312;mso-position-vertical-relative:page;mso-width-relative:margin;mso-height-relative:margin" coordsize="9902,7314" o:gfxdata="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">
+              <v:oval id="Ellipse 2" o:spid="_x0000_s1027" style="position:absolute;left:1289;width:7130;height:6858;visibility:visible;mso-wrap-style:square;v-text-anchor:middle" o:gfxdata="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" fillcolor="#d76213" stroked="f" strokeweight="1pt">
                 <v:stroke joinstyle="miter"/>
               </v:oval>
               <v:shapetype id="_x0000_t202" coordsize="21600,21600" o:spt="202" path="m,l,21600r21600,l21600,xe">
                 <v:stroke joinstyle="miter"/>
                 <v:path gradientshapeok="t" o:connecttype="rect"/>
               </v:shapetype>
-              <v:shape id="Textfeld 2" o:spid="_x0000_s1028" type="#_x0000_t202" style="position:absolute;top:565;width:9902;height:6749;visibility:visible;mso-wrap-style:square;v-text-anchor:top" o:gfxdata="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" filled="f" stroked="f">
+              <v:shape id="Textfeld 2" o:spid="_x0000_s1028" type="#_x0000_t202" style="position:absolute;top:565;width:9902;height:6749;visibility:visible;mso-wrap-style:square;v-text-anchor:top" o:gfxdata="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" filled="f" stroked="f">
                 <v:textbox>
                   <w:txbxContent>
                     <w:p>
